--- a/docs/docx/Приложение_Е_ER_диаграмма.docx
+++ b/docs/docx/Приложение_Е_ER_диаграмма.docx
@@ -2,13 +2,13 @@
 <file path=word/document.xml><?xml version="1.0" encoding="utf-8"?>
 <w:document xmlns:w="http://schemas.openxmlformats.org/wordprocessingml/2006/main" xmlns:m="http://schemas.openxmlformats.org/officeDocument/2006/math" xmlns:r="http://schemas.openxmlformats.org/officeDocument/2006/relationships" xmlns:o="urn:schemas-microsoft-com:office:office" xmlns:v="urn:schemas-microsoft-com:vml" xmlns:w10="urn:schemas-microsoft-com:office:word" xmlns:a="http://schemas.openxmlformats.org/drawingml/2006/main" xmlns:pic="http://schemas.openxmlformats.org/drawingml/2006/picture" xmlns:wp="http://schemas.openxmlformats.org/drawingml/2006/wordprocessingDrawing">
   <w:body>
-    <w:bookmarkStart w:id="13" w:name="приложение-е.-er-диаграмма"/>
+    <w:bookmarkStart w:id="16" w:name="X1518523e903c9b3e822ae04edefd3a948972b73"/>
     <w:p>
       <w:pPr>
         <w:pStyle w:val="Heading1"/>
       </w:pPr>
       <w:r>
-        <w:t xml:space="preserve">Приложение Е. ER-диаграмма</w:t>
+        <w:t xml:space="preserve">Приложение Е. ER-диаграмма (физическая модель)</w:t>
       </w:r>
     </w:p>
     <w:p>
@@ -36,13 +36,22 @@
           <w:b/>
           <w:bCs/>
         </w:rPr>
-        <w:t xml:space="preserve">Версия:</w:t>
+        <w:t xml:space="preserve">СУБД:</w:t>
       </w:r>
       <w:r>
         <w:t xml:space="preserve"> </w:t>
       </w:r>
       <w:r>
-        <w:t xml:space="preserve">1.0</w:t>
+        <w:t xml:space="preserve">Microsoft SQL Server, база</w:t>
+      </w:r>
+      <w:r>
+        <w:t xml:space="preserve"> </w:t>
+      </w:r>
+      <w:r>
+        <w:rPr>
+          <w:rStyle w:val="VerbatimChar"/>
+        </w:rPr>
+        <w:t xml:space="preserve">LearningPlatformDB</w:t>
       </w:r>
       <w:r>
         <w:br/>
@@ -52,13 +61,13 @@
           <w:b/>
           <w:bCs/>
         </w:rPr>
-        <w:t xml:space="preserve">Дата:</w:t>
+        <w:t xml:space="preserve">Нотация:</w:t>
       </w:r>
       <w:r>
         <w:t xml:space="preserve"> </w:t>
       </w:r>
       <w:r>
-        <w:t xml:space="preserve">июнь 2026</w:t>
+        <w:t xml:space="preserve">физическая ER-модель (PK / FK)</w:t>
       </w:r>
       <w:r>
         <w:br/>
@@ -68,22 +77,29 @@
           <w:b/>
           <w:bCs/>
         </w:rPr>
-        <w:t xml:space="preserve">СУБД:</w:t>
+        <w:t xml:space="preserve">Версия:</w:t>
       </w:r>
       <w:r>
         <w:t xml:space="preserve"> </w:t>
       </w:r>
       <w:r>
-        <w:t xml:space="preserve">Microsoft SQL Server, база</w:t>
+        <w:t xml:space="preserve">1.1</w:t>
+      </w:r>
+      <w:r>
+        <w:br/>
+      </w:r>
+      <w:r>
+        <w:rPr>
+          <w:b/>
+          <w:bCs/>
+        </w:rPr>
+        <w:t xml:space="preserve">Дата:</w:t>
       </w:r>
       <w:r>
         <w:t xml:space="preserve"> </w:t>
       </w:r>
       <w:r>
-        <w:rPr>
-          <w:rStyle w:val="VerbatimChar"/>
-        </w:rPr>
-        <w:t xml:space="preserve">LearningPlatformDB</w:t>
+        <w:t xml:space="preserve">июнь 2026</w:t>
       </w:r>
     </w:p>
     <w:p>
@@ -93,13 +109,21 @@
         </w:pict>
       </w:r>
     </w:p>
-    <w:bookmarkStart w:id="9" w:name="рисунок-4.-er-диаграмма"/>
+    <w:bookmarkStart w:id="9" w:name="X93f55018a70400b495c18b3cac40098ce4f1346"/>
     <w:p>
       <w:pPr>
         <w:pStyle w:val="Heading2"/>
       </w:pPr>
       <w:r>
-        <w:t xml:space="preserve">Рисунок 4. ER-диаграмма</w:t>
+        <w:t xml:space="preserve">Рисунок 4. Физическая ER-диаграмма базы данных</w:t>
+      </w:r>
+    </w:p>
+    <w:p>
+      <w:pPr>
+        <w:pStyle w:val="FirstParagraph"/>
+      </w:pPr>
+      <w:r>
+        <w:t xml:space="preserve">Диаграмма построена по стандарту физического моделирования: у каждой сущности указаны первичные (PK) и внешние (FK) ключи, типы связей 1:N и 1:1.</w:t>
       </w:r>
     </w:p>
     <w:p>
@@ -119,97 +143,184 @@
         <w:rPr>
           <w:rStyle w:val="VerbatimChar"/>
         </w:rPr>
-        <w:t xml:space="preserve">    Users ||--o{ UserRoles : "имеет"</w:t>
-      </w:r>
-      <w:r>
-        <w:br/>
-      </w:r>
-      <w:r>
-        <w:rPr>
-          <w:rStyle w:val="VerbatimChar"/>
-        </w:rPr>
-        <w:t xml:space="preserve">    Roles ||--o{ UserRoles : "назначена"</w:t>
-      </w:r>
-      <w:r>
-        <w:br/>
-      </w:r>
-      <w:r>
-        <w:rPr>
-          <w:rStyle w:val="VerbatimChar"/>
-        </w:rPr>
-        <w:t xml:space="preserve">    Position ||--o{ Users : "должность"</w:t>
-      </w:r>
-      <w:r>
-        <w:br/>
-      </w:r>
-      <w:r>
-        <w:rPr>
-          <w:rStyle w:val="VerbatimChar"/>
-        </w:rPr>
-        <w:t xml:space="preserve">    Users ||--o{ Assignments : "назначен"</w:t>
-      </w:r>
-      <w:r>
-        <w:br/>
-      </w:r>
-      <w:r>
-        <w:rPr>
-          <w:rStyle w:val="VerbatimChar"/>
-        </w:rPr>
-        <w:t xml:space="preserve">    Users ||--o{ Assignments : "назначил"</w:t>
-      </w:r>
-      <w:r>
-        <w:br/>
-      </w:r>
-      <w:r>
-        <w:rPr>
-          <w:rStyle w:val="VerbatimChar"/>
-        </w:rPr>
-        <w:t xml:space="preserve">    Courses ||--o{ Assignments : "включает"</w:t>
-      </w:r>
-      <w:r>
-        <w:br/>
-      </w:r>
-      <w:r>
-        <w:rPr>
-          <w:rStyle w:val="VerbatimChar"/>
-        </w:rPr>
-        <w:t xml:space="preserve">    Assignments ||--o{ Section_progress : "прогресс"</w:t>
-      </w:r>
-      <w:r>
-        <w:br/>
-      </w:r>
-      <w:r>
-        <w:rPr>
-          <w:rStyle w:val="VerbatimChar"/>
-        </w:rPr>
-        <w:t xml:space="preserve">    Users ||--o{ User_result : "результат"</w:t>
-      </w:r>
-      <w:r>
-        <w:br/>
-      </w:r>
-      <w:r>
-        <w:rPr>
-          <w:rStyle w:val="VerbatimChar"/>
-        </w:rPr>
-        <w:t xml:space="preserve">    Courses ||--o{ User_result : "по курсу"</w:t>
-      </w:r>
-      <w:r>
-        <w:br/>
-      </w:r>
-      <w:r>
-        <w:rPr>
-          <w:rStyle w:val="VerbatimChar"/>
-        </w:rPr>
-        <w:t xml:space="preserve">    Assignments ||--o| User_result : "по назначению"</w:t>
-      </w:r>
-      <w:r>
-        <w:br/>
-      </w:r>
-      <w:r>
-        <w:rPr>
-          <w:rStyle w:val="VerbatimChar"/>
-        </w:rPr>
-        <w:t xml:space="preserve">    Users ||--o{ Courses : "автор"</w:t>
+        <w:t xml:space="preserve">    Position ||--o{ Users : "FK position_id"</w:t>
+      </w:r>
+      <w:r>
+        <w:br/>
+      </w:r>
+      <w:r>
+        <w:rPr>
+          <w:rStyle w:val="VerbatimChar"/>
+        </w:rPr>
+        <w:t xml:space="preserve">    Users ||--o{ UserRoles : "FK user_id"</w:t>
+      </w:r>
+      <w:r>
+        <w:br/>
+      </w:r>
+      <w:r>
+        <w:rPr>
+          <w:rStyle w:val="VerbatimChar"/>
+        </w:rPr>
+        <w:t xml:space="preserve">    Roles ||--o{ UserRoles : "FK role_id"</w:t>
+      </w:r>
+      <w:r>
+        <w:br/>
+      </w:r>
+      <w:r>
+        <w:rPr>
+          <w:rStyle w:val="VerbatimChar"/>
+        </w:rPr>
+        <w:t xml:space="preserve">    Users ||--o{ Courses : "FK author_id"</w:t>
+      </w:r>
+      <w:r>
+        <w:br/>
+      </w:r>
+      <w:r>
+        <w:rPr>
+          <w:rStyle w:val="VerbatimChar"/>
+        </w:rPr>
+        <w:t xml:space="preserve">    Users ||--o{ Assignments : "FK user_id"</w:t>
+      </w:r>
+      <w:r>
+        <w:br/>
+      </w:r>
+      <w:r>
+        <w:rPr>
+          <w:rStyle w:val="VerbatimChar"/>
+        </w:rPr>
+        <w:t xml:space="preserve">    Users ||--o{ Assignments : "FK assigned_by"</w:t>
+      </w:r>
+      <w:r>
+        <w:br/>
+      </w:r>
+      <w:r>
+        <w:rPr>
+          <w:rStyle w:val="VerbatimChar"/>
+        </w:rPr>
+        <w:t xml:space="preserve">    Courses ||--o{ Assignments : "FK course_id"</w:t>
+      </w:r>
+      <w:r>
+        <w:br/>
+      </w:r>
+      <w:r>
+        <w:rPr>
+          <w:rStyle w:val="VerbatimChar"/>
+        </w:rPr>
+        <w:t xml:space="preserve">    Assignments ||--o{ Section_progress : "FK assignment_id"</w:t>
+      </w:r>
+      <w:r>
+        <w:br/>
+      </w:r>
+      <w:r>
+        <w:rPr>
+          <w:rStyle w:val="VerbatimChar"/>
+        </w:rPr>
+        <w:t xml:space="preserve">    Assignments ||--o| User_result : "FK assignment_id"</w:t>
+      </w:r>
+      <w:r>
+        <w:br/>
+      </w:r>
+      <w:r>
+        <w:rPr>
+          <w:rStyle w:val="VerbatimChar"/>
+        </w:rPr>
+        <w:t xml:space="preserve">    Users ||--o{ User_result : "FK user_id"</w:t>
+      </w:r>
+      <w:r>
+        <w:br/>
+      </w:r>
+      <w:r>
+        <w:rPr>
+          <w:rStyle w:val="VerbatimChar"/>
+        </w:rPr>
+        <w:t xml:space="preserve">    Courses ||--o{ User_result : "FK course_id"</w:t>
+      </w:r>
+      <w:r>
+        <w:br/>
+      </w:r>
+      <w:r>
+        <w:rPr>
+          <w:rStyle w:val="VerbatimChar"/>
+        </w:rPr>
+        <w:t xml:space="preserve">    Users ||--o{ Feedback : "FK user_id"</w:t>
+      </w:r>
+      <w:r>
+        <w:br/>
+      </w:r>
+      <w:r>
+        <w:br/>
+      </w:r>
+      <w:r>
+        <w:rPr>
+          <w:rStyle w:val="VerbatimChar"/>
+        </w:rPr>
+        <w:t xml:space="preserve">    Position {</w:t>
+      </w:r>
+      <w:r>
+        <w:br/>
+      </w:r>
+      <w:r>
+        <w:rPr>
+          <w:rStyle w:val="VerbatimChar"/>
+        </w:rPr>
+        <w:t xml:space="preserve">        int Position_id PK "IDENTITY"</w:t>
+      </w:r>
+      <w:r>
+        <w:br/>
+      </w:r>
+      <w:r>
+        <w:rPr>
+          <w:rStyle w:val="VerbatimChar"/>
+        </w:rPr>
+        <w:t xml:space="preserve">        nvarchar name "NOT NULL"</w:t>
+      </w:r>
+      <w:r>
+        <w:br/>
+      </w:r>
+      <w:r>
+        <w:rPr>
+          <w:rStyle w:val="VerbatimChar"/>
+        </w:rPr>
+        <w:t xml:space="preserve">    }</w:t>
+      </w:r>
+      <w:r>
+        <w:br/>
+      </w:r>
+      <w:r>
+        <w:br/>
+      </w:r>
+      <w:r>
+        <w:rPr>
+          <w:rStyle w:val="VerbatimChar"/>
+        </w:rPr>
+        <w:t xml:space="preserve">    Roles {</w:t>
+      </w:r>
+      <w:r>
+        <w:br/>
+      </w:r>
+      <w:r>
+        <w:rPr>
+          <w:rStyle w:val="VerbatimChar"/>
+        </w:rPr>
+        <w:t xml:space="preserve">        int role_id PK "IDENTITY"</w:t>
+      </w:r>
+      <w:r>
+        <w:br/>
+      </w:r>
+      <w:r>
+        <w:rPr>
+          <w:rStyle w:val="VerbatimChar"/>
+        </w:rPr>
+        <w:t xml:space="preserve">        nvarchar role_name UK "NOT NULL"</w:t>
+      </w:r>
+      <w:r>
+        <w:br/>
+      </w:r>
+      <w:r>
+        <w:rPr>
+          <w:rStyle w:val="VerbatimChar"/>
+        </w:rPr>
+        <w:t xml:space="preserve">    }</w:t>
       </w:r>
       <w:r>
         <w:br/>
@@ -230,97 +341,97 @@
         <w:rPr>
           <w:rStyle w:val="VerbatimChar"/>
         </w:rPr>
-        <w:t xml:space="preserve">        int user_id PK</w:t>
-      </w:r>
-      <w:r>
-        <w:br/>
-      </w:r>
-      <w:r>
-        <w:rPr>
-          <w:rStyle w:val="VerbatimChar"/>
-        </w:rPr>
-        <w:t xml:space="preserve">        nvarchar name</w:t>
-      </w:r>
-      <w:r>
-        <w:br/>
-      </w:r>
-      <w:r>
-        <w:rPr>
-          <w:rStyle w:val="VerbatimChar"/>
-        </w:rPr>
-        <w:t xml:space="preserve">        nvarchar surname</w:t>
-      </w:r>
-      <w:r>
-        <w:br/>
-      </w:r>
-      <w:r>
-        <w:rPr>
-          <w:rStyle w:val="VerbatimChar"/>
-        </w:rPr>
-        <w:t xml:space="preserve">        nvarchar patronymic</w:t>
-      </w:r>
-      <w:r>
-        <w:br/>
-      </w:r>
-      <w:r>
-        <w:rPr>
-          <w:rStyle w:val="VerbatimChar"/>
-        </w:rPr>
-        <w:t xml:space="preserve">        int position_id FK</w:t>
-      </w:r>
-      <w:r>
-        <w:br/>
-      </w:r>
-      <w:r>
-        <w:rPr>
-          <w:rStyle w:val="VerbatimChar"/>
-        </w:rPr>
-        <w:t xml:space="preserve">        nvarchar email UK</w:t>
-      </w:r>
-      <w:r>
-        <w:br/>
-      </w:r>
-      <w:r>
-        <w:rPr>
-          <w:rStyle w:val="VerbatimChar"/>
-        </w:rPr>
-        <w:t xml:space="preserve">        nvarchar password_hash</w:t>
-      </w:r>
-      <w:r>
-        <w:br/>
-      </w:r>
-      <w:r>
-        <w:rPr>
-          <w:rStyle w:val="VerbatimChar"/>
-        </w:rPr>
-        <w:t xml:space="preserve">        nvarchar photo</w:t>
-      </w:r>
-      <w:r>
-        <w:br/>
-      </w:r>
-      <w:r>
-        <w:rPr>
-          <w:rStyle w:val="VerbatimChar"/>
-        </w:rPr>
-        <w:t xml:space="preserve">        date birthday</w:t>
-      </w:r>
-      <w:r>
-        <w:br/>
-      </w:r>
-      <w:r>
-        <w:rPr>
-          <w:rStyle w:val="VerbatimChar"/>
-        </w:rPr>
-        <w:t xml:space="preserve">        nvarchar phone</w:t>
-      </w:r>
-      <w:r>
-        <w:br/>
-      </w:r>
-      <w:r>
-        <w:rPr>
-          <w:rStyle w:val="VerbatimChar"/>
-        </w:rPr>
-        <w:t xml:space="preserve">        nvarchar status</w:t>
+        <w:t xml:space="preserve">        int user_id PK "IDENTITY"</w:t>
+      </w:r>
+      <w:r>
+        <w:br/>
+      </w:r>
+      <w:r>
+        <w:rPr>
+          <w:rStyle w:val="VerbatimChar"/>
+        </w:rPr>
+        <w:t xml:space="preserve">        nvarchar name "NOT NULL"</w:t>
+      </w:r>
+      <w:r>
+        <w:br/>
+      </w:r>
+      <w:r>
+        <w:rPr>
+          <w:rStyle w:val="VerbatimChar"/>
+        </w:rPr>
+        <w:t xml:space="preserve">        nvarchar surname "NOT NULL"</w:t>
+      </w:r>
+      <w:r>
+        <w:br/>
+      </w:r>
+      <w:r>
+        <w:rPr>
+          <w:rStyle w:val="VerbatimChar"/>
+        </w:rPr>
+        <w:t xml:space="preserve">        nvarchar patronymic "NULL"</w:t>
+      </w:r>
+      <w:r>
+        <w:br/>
+      </w:r>
+      <w:r>
+        <w:rPr>
+          <w:rStyle w:val="VerbatimChar"/>
+        </w:rPr>
+        <w:t xml:space="preserve">        int position_id FK "NULL"</w:t>
+      </w:r>
+      <w:r>
+        <w:br/>
+      </w:r>
+      <w:r>
+        <w:rPr>
+          <w:rStyle w:val="VerbatimChar"/>
+        </w:rPr>
+        <w:t xml:space="preserve">        nvarchar email UK "NOT NULL"</w:t>
+      </w:r>
+      <w:r>
+        <w:br/>
+      </w:r>
+      <w:r>
+        <w:rPr>
+          <w:rStyle w:val="VerbatimChar"/>
+        </w:rPr>
+        <w:t xml:space="preserve">        nvarchar password_hash "NOT NULL"</w:t>
+      </w:r>
+      <w:r>
+        <w:br/>
+      </w:r>
+      <w:r>
+        <w:rPr>
+          <w:rStyle w:val="VerbatimChar"/>
+        </w:rPr>
+        <w:t xml:space="preserve">        nvarchar photo "NULL"</w:t>
+      </w:r>
+      <w:r>
+        <w:br/>
+      </w:r>
+      <w:r>
+        <w:rPr>
+          <w:rStyle w:val="VerbatimChar"/>
+        </w:rPr>
+        <w:t xml:space="preserve">        date birthday "NULL"</w:t>
+      </w:r>
+      <w:r>
+        <w:br/>
+      </w:r>
+      <w:r>
+        <w:rPr>
+          <w:rStyle w:val="VerbatimChar"/>
+        </w:rPr>
+        <w:t xml:space="preserve">        nvarchar phone "NULL"</w:t>
+      </w:r>
+      <w:r>
+        <w:br/>
+      </w:r>
+      <w:r>
+        <w:rPr>
+          <w:rStyle w:val="VerbatimChar"/>
+        </w:rPr>
+        <w:t xml:space="preserve">        nvarchar status "DEFAULT active"</w:t>
       </w:r>
       <w:r>
         <w:br/>
@@ -341,25 +452,34 @@
         <w:rPr>
           <w:rStyle w:val="VerbatimChar"/>
         </w:rPr>
-        <w:t xml:space="preserve">    Roles {</w:t>
-      </w:r>
-      <w:r>
-        <w:br/>
-      </w:r>
-      <w:r>
-        <w:rPr>
-          <w:rStyle w:val="VerbatimChar"/>
-        </w:rPr>
-        <w:t xml:space="preserve">        int role_id PK</w:t>
-      </w:r>
-      <w:r>
-        <w:br/>
-      </w:r>
-      <w:r>
-        <w:rPr>
-          <w:rStyle w:val="VerbatimChar"/>
-        </w:rPr>
-        <w:t xml:space="preserve">        nvarchar role_name UK</w:t>
+        <w:t xml:space="preserve">    UserRoles {</w:t>
+      </w:r>
+      <w:r>
+        <w:br/>
+      </w:r>
+      <w:r>
+        <w:rPr>
+          <w:rStyle w:val="VerbatimChar"/>
+        </w:rPr>
+        <w:t xml:space="preserve">        int UserRoles_id PK "IDENTITY"</w:t>
+      </w:r>
+      <w:r>
+        <w:br/>
+      </w:r>
+      <w:r>
+        <w:rPr>
+          <w:rStyle w:val="VerbatimChar"/>
+        </w:rPr>
+        <w:t xml:space="preserve">        int user_id FK "NOT NULL"</w:t>
+      </w:r>
+      <w:r>
+        <w:br/>
+      </w:r>
+      <w:r>
+        <w:rPr>
+          <w:rStyle w:val="VerbatimChar"/>
+        </w:rPr>
+        <w:t xml:space="preserve">        int role_id FK "NOT NULL"</w:t>
       </w:r>
       <w:r>
         <w:br/>
@@ -380,34 +500,61 @@
         <w:rPr>
           <w:rStyle w:val="VerbatimChar"/>
         </w:rPr>
-        <w:t xml:space="preserve">    UserRoles {</w:t>
-      </w:r>
-      <w:r>
-        <w:br/>
-      </w:r>
-      <w:r>
-        <w:rPr>
-          <w:rStyle w:val="VerbatimChar"/>
-        </w:rPr>
-        <w:t xml:space="preserve">        int UserRoles_id PK</w:t>
-      </w:r>
-      <w:r>
-        <w:br/>
-      </w:r>
-      <w:r>
-        <w:rPr>
-          <w:rStyle w:val="VerbatimChar"/>
-        </w:rPr>
-        <w:t xml:space="preserve">        int user_id FK</w:t>
-      </w:r>
-      <w:r>
-        <w:br/>
-      </w:r>
-      <w:r>
-        <w:rPr>
-          <w:rStyle w:val="VerbatimChar"/>
-        </w:rPr>
-        <w:t xml:space="preserve">        int role_id FK</w:t>
+        <w:t xml:space="preserve">    Courses {</w:t>
+      </w:r>
+      <w:r>
+        <w:br/>
+      </w:r>
+      <w:r>
+        <w:rPr>
+          <w:rStyle w:val="VerbatimChar"/>
+        </w:rPr>
+        <w:t xml:space="preserve">        int course_id PK "IDENTITY"</w:t>
+      </w:r>
+      <w:r>
+        <w:br/>
+      </w:r>
+      <w:r>
+        <w:rPr>
+          <w:rStyle w:val="VerbatimChar"/>
+        </w:rPr>
+        <w:t xml:space="preserve">        nvarchar title "NOT NULL"</w:t>
+      </w:r>
+      <w:r>
+        <w:br/>
+      </w:r>
+      <w:r>
+        <w:rPr>
+          <w:rStyle w:val="VerbatimChar"/>
+        </w:rPr>
+        <w:t xml:space="preserve">        nvarchar description "NULL"</w:t>
+      </w:r>
+      <w:r>
+        <w:br/>
+      </w:r>
+      <w:r>
+        <w:rPr>
+          <w:rStyle w:val="VerbatimChar"/>
+        </w:rPr>
+        <w:t xml:space="preserve">        int author_id FK "NOT NULL"</w:t>
+      </w:r>
+      <w:r>
+        <w:br/>
+      </w:r>
+      <w:r>
+        <w:rPr>
+          <w:rStyle w:val="VerbatimChar"/>
+        </w:rPr>
+        <w:t xml:space="preserve">        datetime2 date "DEFAULT getdate()"</w:t>
+      </w:r>
+      <w:r>
+        <w:br/>
+      </w:r>
+      <w:r>
+        <w:rPr>
+          <w:rStyle w:val="VerbatimChar"/>
+        </w:rPr>
+        <w:t xml:space="preserve">        nvarchar storage "NULL"</w:t>
       </w:r>
       <w:r>
         <w:br/>
@@ -428,25 +575,79 @@
         <w:rPr>
           <w:rStyle w:val="VerbatimChar"/>
         </w:rPr>
-        <w:t xml:space="preserve">    Position {</w:t>
-      </w:r>
-      <w:r>
-        <w:br/>
-      </w:r>
-      <w:r>
-        <w:rPr>
-          <w:rStyle w:val="VerbatimChar"/>
-        </w:rPr>
-        <w:t xml:space="preserve">        int Position_id PK</w:t>
-      </w:r>
-      <w:r>
-        <w:br/>
-      </w:r>
-      <w:r>
-        <w:rPr>
-          <w:rStyle w:val="VerbatimChar"/>
-        </w:rPr>
-        <w:t xml:space="preserve">        nvarchar name</w:t>
+        <w:t xml:space="preserve">    Assignments {</w:t>
+      </w:r>
+      <w:r>
+        <w:br/>
+      </w:r>
+      <w:r>
+        <w:rPr>
+          <w:rStyle w:val="VerbatimChar"/>
+        </w:rPr>
+        <w:t xml:space="preserve">        int assignment_id PK "IDENTITY"</w:t>
+      </w:r>
+      <w:r>
+        <w:br/>
+      </w:r>
+      <w:r>
+        <w:rPr>
+          <w:rStyle w:val="VerbatimChar"/>
+        </w:rPr>
+        <w:t xml:space="preserve">        int user_id FK "NOT NULL"</w:t>
+      </w:r>
+      <w:r>
+        <w:br/>
+      </w:r>
+      <w:r>
+        <w:rPr>
+          <w:rStyle w:val="VerbatimChar"/>
+        </w:rPr>
+        <w:t xml:space="preserve">        int course_id FK "NOT NULL"</w:t>
+      </w:r>
+      <w:r>
+        <w:br/>
+      </w:r>
+      <w:r>
+        <w:rPr>
+          <w:rStyle w:val="VerbatimChar"/>
+        </w:rPr>
+        <w:t xml:space="preserve">        int assigned_by FK "NOT NULL"</w:t>
+      </w:r>
+      <w:r>
+        <w:br/>
+      </w:r>
+      <w:r>
+        <w:rPr>
+          <w:rStyle w:val="VerbatimChar"/>
+        </w:rPr>
+        <w:t xml:space="preserve">        date date_from "NOT NULL"</w:t>
+      </w:r>
+      <w:r>
+        <w:br/>
+      </w:r>
+      <w:r>
+        <w:rPr>
+          <w:rStyle w:val="VerbatimChar"/>
+        </w:rPr>
+        <w:t xml:space="preserve">        date date_to "NOT NULL"</w:t>
+      </w:r>
+      <w:r>
+        <w:br/>
+      </w:r>
+      <w:r>
+        <w:rPr>
+          <w:rStyle w:val="VerbatimChar"/>
+        </w:rPr>
+        <w:t xml:space="preserve">        nvarchar status "DEFAULT active"</w:t>
+      </w:r>
+      <w:r>
+        <w:br/>
+      </w:r>
+      <w:r>
+        <w:rPr>
+          <w:rStyle w:val="VerbatimChar"/>
+        </w:rPr>
+        <w:t xml:space="preserve">        datetime2 assigned_at "DEFAULT getdate()"</w:t>
       </w:r>
       <w:r>
         <w:br/>
@@ -467,61 +668,61 @@
         <w:rPr>
           <w:rStyle w:val="VerbatimChar"/>
         </w:rPr>
-        <w:t xml:space="preserve">    Courses {</w:t>
-      </w:r>
-      <w:r>
-        <w:br/>
-      </w:r>
-      <w:r>
-        <w:rPr>
-          <w:rStyle w:val="VerbatimChar"/>
-        </w:rPr>
-        <w:t xml:space="preserve">        int course_id PK</w:t>
-      </w:r>
-      <w:r>
-        <w:br/>
-      </w:r>
-      <w:r>
-        <w:rPr>
-          <w:rStyle w:val="VerbatimChar"/>
-        </w:rPr>
-        <w:t xml:space="preserve">        nvarchar title</w:t>
-      </w:r>
-      <w:r>
-        <w:br/>
-      </w:r>
-      <w:r>
-        <w:rPr>
-          <w:rStyle w:val="VerbatimChar"/>
-        </w:rPr>
-        <w:t xml:space="preserve">        nvarchar description</w:t>
-      </w:r>
-      <w:r>
-        <w:br/>
-      </w:r>
-      <w:r>
-        <w:rPr>
-          <w:rStyle w:val="VerbatimChar"/>
-        </w:rPr>
-        <w:t xml:space="preserve">        int author_id FK</w:t>
-      </w:r>
-      <w:r>
-        <w:br/>
-      </w:r>
-      <w:r>
-        <w:rPr>
-          <w:rStyle w:val="VerbatimChar"/>
-        </w:rPr>
-        <w:t xml:space="preserve">        datetime2 date</w:t>
-      </w:r>
-      <w:r>
-        <w:br/>
-      </w:r>
-      <w:r>
-        <w:rPr>
-          <w:rStyle w:val="VerbatimChar"/>
-        </w:rPr>
-        <w:t xml:space="preserve">        nvarchar storage</w:t>
+        <w:t xml:space="preserve">    Section_progress {</w:t>
+      </w:r>
+      <w:r>
+        <w:br/>
+      </w:r>
+      <w:r>
+        <w:rPr>
+          <w:rStyle w:val="VerbatimChar"/>
+        </w:rPr>
+        <w:t xml:space="preserve">        int section_progress_id PK "IDENTITY"</w:t>
+      </w:r>
+      <w:r>
+        <w:br/>
+      </w:r>
+      <w:r>
+        <w:rPr>
+          <w:rStyle w:val="VerbatimChar"/>
+        </w:rPr>
+        <w:t xml:space="preserve">        int assignment_id FK "NOT NULL"</w:t>
+      </w:r>
+      <w:r>
+        <w:br/>
+      </w:r>
+      <w:r>
+        <w:rPr>
+          <w:rStyle w:val="VerbatimChar"/>
+        </w:rPr>
+        <w:t xml:space="preserve">        nvarchar section_id "NOT NULL"</w:t>
+      </w:r>
+      <w:r>
+        <w:br/>
+      </w:r>
+      <w:r>
+        <w:rPr>
+          <w:rStyle w:val="VerbatimChar"/>
+        </w:rPr>
+        <w:t xml:space="preserve">        float score "DEFAULT 0"</w:t>
+      </w:r>
+      <w:r>
+        <w:br/>
+      </w:r>
+      <w:r>
+        <w:rPr>
+          <w:rStyle w:val="VerbatimChar"/>
+        </w:rPr>
+        <w:t xml:space="preserve">        bit first_attempt_failed "DEFAULT 0"</w:t>
+      </w:r>
+      <w:r>
+        <w:br/>
+      </w:r>
+      <w:r>
+        <w:rPr>
+          <w:rStyle w:val="VerbatimChar"/>
+        </w:rPr>
+        <w:t xml:space="preserve">        datetime2 updated_at "DEFAULT getdate()"</w:t>
       </w:r>
       <w:r>
         <w:br/>
@@ -542,79 +743,61 @@
         <w:rPr>
           <w:rStyle w:val="VerbatimChar"/>
         </w:rPr>
-        <w:t xml:space="preserve">    Assignments {</w:t>
-      </w:r>
-      <w:r>
-        <w:br/>
-      </w:r>
-      <w:r>
-        <w:rPr>
-          <w:rStyle w:val="VerbatimChar"/>
-        </w:rPr>
-        <w:t xml:space="preserve">        int assignment_id PK</w:t>
-      </w:r>
-      <w:r>
-        <w:br/>
-      </w:r>
-      <w:r>
-        <w:rPr>
-          <w:rStyle w:val="VerbatimChar"/>
-        </w:rPr>
-        <w:t xml:space="preserve">        int user_id FK</w:t>
-      </w:r>
-      <w:r>
-        <w:br/>
-      </w:r>
-      <w:r>
-        <w:rPr>
-          <w:rStyle w:val="VerbatimChar"/>
-        </w:rPr>
-        <w:t xml:space="preserve">        int course_id FK</w:t>
-      </w:r>
-      <w:r>
-        <w:br/>
-      </w:r>
-      <w:r>
-        <w:rPr>
-          <w:rStyle w:val="VerbatimChar"/>
-        </w:rPr>
-        <w:t xml:space="preserve">        int assigned_by FK</w:t>
-      </w:r>
-      <w:r>
-        <w:br/>
-      </w:r>
-      <w:r>
-        <w:rPr>
-          <w:rStyle w:val="VerbatimChar"/>
-        </w:rPr>
-        <w:t xml:space="preserve">        date date_from</w:t>
-      </w:r>
-      <w:r>
-        <w:br/>
-      </w:r>
-      <w:r>
-        <w:rPr>
-          <w:rStyle w:val="VerbatimChar"/>
-        </w:rPr>
-        <w:t xml:space="preserve">        date date_to</w:t>
-      </w:r>
-      <w:r>
-        <w:br/>
-      </w:r>
-      <w:r>
-        <w:rPr>
-          <w:rStyle w:val="VerbatimChar"/>
-        </w:rPr>
-        <w:t xml:space="preserve">        nvarchar status</w:t>
-      </w:r>
-      <w:r>
-        <w:br/>
-      </w:r>
-      <w:r>
-        <w:rPr>
-          <w:rStyle w:val="VerbatimChar"/>
-        </w:rPr>
-        <w:t xml:space="preserve">        datetime2 assigned_at</w:t>
+        <w:t xml:space="preserve">    User_result {</w:t>
+      </w:r>
+      <w:r>
+        <w:br/>
+      </w:r>
+      <w:r>
+        <w:rPr>
+          <w:rStyle w:val="VerbatimChar"/>
+        </w:rPr>
+        <w:t xml:space="preserve">        int User_result_id PK "IDENTITY"</w:t>
+      </w:r>
+      <w:r>
+        <w:br/>
+      </w:r>
+      <w:r>
+        <w:rPr>
+          <w:rStyle w:val="VerbatimChar"/>
+        </w:rPr>
+        <w:t xml:space="preserve">        float result "NULL"</w:t>
+      </w:r>
+      <w:r>
+        <w:br/>
+      </w:r>
+      <w:r>
+        <w:rPr>
+          <w:rStyle w:val="VerbatimChar"/>
+        </w:rPr>
+        <w:t xml:space="preserve">        int user_id FK "NOT NULL"</w:t>
+      </w:r>
+      <w:r>
+        <w:br/>
+      </w:r>
+      <w:r>
+        <w:rPr>
+          <w:rStyle w:val="VerbatimChar"/>
+        </w:rPr>
+        <w:t xml:space="preserve">        int course_id FK "NOT NULL"</w:t>
+      </w:r>
+      <w:r>
+        <w:br/>
+      </w:r>
+      <w:r>
+        <w:rPr>
+          <w:rStyle w:val="VerbatimChar"/>
+        </w:rPr>
+        <w:t xml:space="preserve">        date date "NOT NULL"</w:t>
+      </w:r>
+      <w:r>
+        <w:br/>
+      </w:r>
+      <w:r>
+        <w:rPr>
+          <w:rStyle w:val="VerbatimChar"/>
+        </w:rPr>
+        <w:t xml:space="preserve">        int assignment_id FK "NULL"</w:t>
       </w:r>
       <w:r>
         <w:br/>
@@ -635,136 +818,43 @@
         <w:rPr>
           <w:rStyle w:val="VerbatimChar"/>
         </w:rPr>
-        <w:t xml:space="preserve">    Section_progress {</w:t>
-      </w:r>
-      <w:r>
-        <w:br/>
-      </w:r>
-      <w:r>
-        <w:rPr>
-          <w:rStyle w:val="VerbatimChar"/>
-        </w:rPr>
-        <w:t xml:space="preserve">        int section_progress_id PK</w:t>
-      </w:r>
-      <w:r>
-        <w:br/>
-      </w:r>
-      <w:r>
-        <w:rPr>
-          <w:rStyle w:val="VerbatimChar"/>
-        </w:rPr>
-        <w:t xml:space="preserve">        int assignment_id FK</w:t>
-      </w:r>
-      <w:r>
-        <w:br/>
-      </w:r>
-      <w:r>
-        <w:rPr>
-          <w:rStyle w:val="VerbatimChar"/>
-        </w:rPr>
-        <w:t xml:space="preserve">        nvarchar section_id</w:t>
-      </w:r>
-      <w:r>
-        <w:br/>
-      </w:r>
-      <w:r>
-        <w:rPr>
-          <w:rStyle w:val="VerbatimChar"/>
-        </w:rPr>
-        <w:t xml:space="preserve">        float score</w:t>
-      </w:r>
-      <w:r>
-        <w:br/>
-      </w:r>
-      <w:r>
-        <w:rPr>
-          <w:rStyle w:val="VerbatimChar"/>
-        </w:rPr>
-        <w:t xml:space="preserve">        bit first_attempt_failed</w:t>
-      </w:r>
-      <w:r>
-        <w:br/>
-      </w:r>
-      <w:r>
-        <w:rPr>
-          <w:rStyle w:val="VerbatimChar"/>
-        </w:rPr>
-        <w:t xml:space="preserve">        datetime2 updated_at</w:t>
-      </w:r>
-      <w:r>
-        <w:br/>
-      </w:r>
-      <w:r>
-        <w:rPr>
-          <w:rStyle w:val="VerbatimChar"/>
-        </w:rPr>
-        <w:t xml:space="preserve">    }</w:t>
-      </w:r>
-      <w:r>
-        <w:br/>
-      </w:r>
-      <w:r>
-        <w:br/>
-      </w:r>
-      <w:r>
-        <w:rPr>
-          <w:rStyle w:val="VerbatimChar"/>
-        </w:rPr>
-        <w:t xml:space="preserve">    User_result {</w:t>
-      </w:r>
-      <w:r>
-        <w:br/>
-      </w:r>
-      <w:r>
-        <w:rPr>
-          <w:rStyle w:val="VerbatimChar"/>
-        </w:rPr>
-        <w:t xml:space="preserve">        int User_result_id PK</w:t>
-      </w:r>
-      <w:r>
-        <w:br/>
-      </w:r>
-      <w:r>
-        <w:rPr>
-          <w:rStyle w:val="VerbatimChar"/>
-        </w:rPr>
-        <w:t xml:space="preserve">        float result</w:t>
-      </w:r>
-      <w:r>
-        <w:br/>
-      </w:r>
-      <w:r>
-        <w:rPr>
-          <w:rStyle w:val="VerbatimChar"/>
-        </w:rPr>
-        <w:t xml:space="preserve">        int user_id FK</w:t>
-      </w:r>
-      <w:r>
-        <w:br/>
-      </w:r>
-      <w:r>
-        <w:rPr>
-          <w:rStyle w:val="VerbatimChar"/>
-        </w:rPr>
-        <w:t xml:space="preserve">        int course_id FK</w:t>
-      </w:r>
-      <w:r>
-        <w:br/>
-      </w:r>
-      <w:r>
-        <w:rPr>
-          <w:rStyle w:val="VerbatimChar"/>
-        </w:rPr>
-        <w:t xml:space="preserve">        date date</w:t>
-      </w:r>
-      <w:r>
-        <w:br/>
-      </w:r>
-      <w:r>
-        <w:rPr>
-          <w:rStyle w:val="VerbatimChar"/>
-        </w:rPr>
-        <w:t xml:space="preserve">        int assignment_id FK</w:t>
+        <w:t xml:space="preserve">    Feedback {</w:t>
+      </w:r>
+      <w:r>
+        <w:br/>
+      </w:r>
+      <w:r>
+        <w:rPr>
+          <w:rStyle w:val="VerbatimChar"/>
+        </w:rPr>
+        <w:t xml:space="preserve">        int feedback_id PK "IDENTITY"</w:t>
+      </w:r>
+      <w:r>
+        <w:br/>
+      </w:r>
+      <w:r>
+        <w:rPr>
+          <w:rStyle w:val="VerbatimChar"/>
+        </w:rPr>
+        <w:t xml:space="preserve">        int user_id FK "NOT NULL"</w:t>
+      </w:r>
+      <w:r>
+        <w:br/>
+      </w:r>
+      <w:r>
+        <w:rPr>
+          <w:rStyle w:val="VerbatimChar"/>
+        </w:rPr>
+        <w:t xml:space="preserve">        nvarchar message "NOT NULL"</w:t>
+      </w:r>
+      <w:r>
+        <w:br/>
+      </w:r>
+      <w:r>
+        <w:rPr>
+          <w:rStyle w:val="VerbatimChar"/>
+        </w:rPr>
+        <w:t xml:space="preserve">        datetime2 created_at "DEFAULT getdate()"</w:t>
       </w:r>
       <w:r>
         <w:br/>
@@ -784,13 +874,13 @@
       </w:r>
     </w:p>
     <w:bookmarkEnd w:id="9"/>
-    <w:bookmarkStart w:id="10" w:name="описание-связей"/>
+    <w:bookmarkStart w:id="10" w:name="таблица-связей"/>
     <w:p>
       <w:pPr>
         <w:pStyle w:val="Heading2"/>
       </w:pPr>
       <w:r>
-        <w:t xml:space="preserve">Описание связей</w:t>
+        <w:t xml:space="preserve">Таблица связей</w:t>
       </w:r>
     </w:p>
     <w:tbl>
@@ -801,9 +891,11 @@
         <w:tblLook w:firstRow="1" w:lastRow="0" w:firstColumn="0" w:lastColumn="0" w:noHBand="0" w:noVBand="0" w:val="0020"/>
       </w:tblPr>
       <w:tblGrid>
-        <w:gridCol w:w="2520"/>
-        <w:gridCol w:w="1800"/>
-        <w:gridCol w:w="3600"/>
+        <w:gridCol w:w="1458"/>
+        <w:gridCol w:w="1042"/>
+        <w:gridCol w:w="1042"/>
+        <w:gridCol w:w="2292"/>
+        <w:gridCol w:w="2084"/>
       </w:tblGrid>
       <w:tr>
         <w:trPr>
@@ -838,6 +930,28 @@
               <w:pStyle w:val="Compact"/>
             </w:pPr>
             <w:r>
+              <w:t xml:space="preserve">FK</w:t>
+            </w:r>
+          </w:p>
+        </w:tc>
+        <w:tc>
+          <w:tcPr/>
+          <w:p>
+            <w:pPr>
+              <w:pStyle w:val="Compact"/>
+            </w:pPr>
+            <w:r>
+              <w:t xml:space="preserve">ON DELETE</w:t>
+            </w:r>
+          </w:p>
+        </w:tc>
+        <w:tc>
+          <w:tcPr/>
+          <w:p>
+            <w:pPr>
+              <w:pStyle w:val="Compact"/>
+            </w:pPr>
+            <w:r>
               <w:t xml:space="preserve">Описание</w:t>
             </w:r>
           </w:p>
@@ -851,29 +965,51 @@
               <w:pStyle w:val="Compact"/>
             </w:pPr>
             <w:r>
-              <w:t xml:space="preserve">Users — UserRoles — Roles</w:t>
-            </w:r>
-          </w:p>
-        </w:tc>
-        <w:tc>
-          <w:tcPr/>
-          <w:p>
-            <w:pPr>
-              <w:pStyle w:val="Compact"/>
-            </w:pPr>
-            <w:r>
-              <w:t xml:space="preserve">M:N</w:t>
-            </w:r>
-          </w:p>
-        </w:tc>
-        <w:tc>
-          <w:tcPr/>
-          <w:p>
-            <w:pPr>
-              <w:pStyle w:val="Compact"/>
-            </w:pPr>
-            <w:r>
-              <w:t xml:space="preserve">Пользователь может иметь одну роль (через связующую таблицу)</w:t>
+              <w:t xml:space="preserve">Position → Users</w:t>
+            </w:r>
+          </w:p>
+        </w:tc>
+        <w:tc>
+          <w:tcPr/>
+          <w:p>
+            <w:pPr>
+              <w:pStyle w:val="Compact"/>
+            </w:pPr>
+            <w:r>
+              <w:t xml:space="preserve">1:N</w:t>
+            </w:r>
+          </w:p>
+        </w:tc>
+        <w:tc>
+          <w:tcPr/>
+          <w:p>
+            <w:pPr>
+              <w:pStyle w:val="Compact"/>
+            </w:pPr>
+            <w:r>
+              <w:t xml:space="preserve">Users.position_id</w:t>
+            </w:r>
+          </w:p>
+        </w:tc>
+        <w:tc>
+          <w:tcPr/>
+          <w:p>
+            <w:pPr>
+              <w:pStyle w:val="Compact"/>
+            </w:pPr>
+            <w:r>
+              <w:t xml:space="preserve">—</w:t>
+            </w:r>
+          </w:p>
+        </w:tc>
+        <w:tc>
+          <w:tcPr/>
+          <w:p>
+            <w:pPr>
+              <w:pStyle w:val="Compact"/>
+            </w:pPr>
+            <w:r>
+              <w:t xml:space="preserve">Должность сотрудника</w:t>
             </w:r>
           </w:p>
         </w:tc>
@@ -886,7 +1022,7 @@
               <w:pStyle w:val="Compact"/>
             </w:pPr>
             <w:r>
-              <w:t xml:space="preserve">Position — Users</w:t>
+              <w:t xml:space="preserve">Users → UserRoles</w:t>
             </w:r>
           </w:p>
         </w:tc>
@@ -908,7 +1044,29 @@
               <w:pStyle w:val="Compact"/>
             </w:pPr>
             <w:r>
-              <w:t xml:space="preserve">Справочник должностей</w:t>
+              <w:t xml:space="preserve">UserRoles.user_id</w:t>
+            </w:r>
+          </w:p>
+        </w:tc>
+        <w:tc>
+          <w:tcPr/>
+          <w:p>
+            <w:pPr>
+              <w:pStyle w:val="Compact"/>
+            </w:pPr>
+            <w:r>
+              <w:t xml:space="preserve">CASCADE</w:t>
+            </w:r>
+          </w:p>
+        </w:tc>
+        <w:tc>
+          <w:tcPr/>
+          <w:p>
+            <w:pPr>
+              <w:pStyle w:val="Compact"/>
+            </w:pPr>
+            <w:r>
+              <w:t xml:space="preserve">Роли пользователя</w:t>
             </w:r>
           </w:p>
         </w:tc>
@@ -921,7 +1079,7 @@
               <w:pStyle w:val="Compact"/>
             </w:pPr>
             <w:r>
-              <w:t xml:space="preserve">Users — Assignments (user_id)</w:t>
+              <w:t xml:space="preserve">Roles → UserRoles</w:t>
             </w:r>
           </w:p>
         </w:tc>
@@ -943,7 +1101,29 @@
               <w:pStyle w:val="Compact"/>
             </w:pPr>
             <w:r>
-              <w:t xml:space="preserve">Назначения, полученные сотрудником</w:t>
+              <w:t xml:space="preserve">UserRoles.role_id</w:t>
+            </w:r>
+          </w:p>
+        </w:tc>
+        <w:tc>
+          <w:tcPr/>
+          <w:p>
+            <w:pPr>
+              <w:pStyle w:val="Compact"/>
+            </w:pPr>
+            <w:r>
+              <w:t xml:space="preserve">CASCADE</w:t>
+            </w:r>
+          </w:p>
+        </w:tc>
+        <w:tc>
+          <w:tcPr/>
+          <w:p>
+            <w:pPr>
+              <w:pStyle w:val="Compact"/>
+            </w:pPr>
+            <w:r>
+              <w:t xml:space="preserve">Справочник ролей</w:t>
             </w:r>
           </w:p>
         </w:tc>
@@ -956,7 +1136,7 @@
               <w:pStyle w:val="Compact"/>
             </w:pPr>
             <w:r>
-              <w:t xml:space="preserve">Users — Assignments (assigned_by)</w:t>
+              <w:t xml:space="preserve">Users → Courses</w:t>
             </w:r>
           </w:p>
         </w:tc>
@@ -978,7 +1158,29 @@
               <w:pStyle w:val="Compact"/>
             </w:pPr>
             <w:r>
-              <w:t xml:space="preserve">Назначения, созданные экспертом</w:t>
+              <w:t xml:space="preserve">Courses.author_id</w:t>
+            </w:r>
+          </w:p>
+        </w:tc>
+        <w:tc>
+          <w:tcPr/>
+          <w:p>
+            <w:pPr>
+              <w:pStyle w:val="Compact"/>
+            </w:pPr>
+            <w:r>
+              <w:t xml:space="preserve">—</w:t>
+            </w:r>
+          </w:p>
+        </w:tc>
+        <w:tc>
+          <w:tcPr/>
+          <w:p>
+            <w:pPr>
+              <w:pStyle w:val="Compact"/>
+            </w:pPr>
+            <w:r>
+              <w:t xml:space="preserve">Автор записи курса</w:t>
             </w:r>
           </w:p>
         </w:tc>
@@ -991,7 +1193,7 @@
               <w:pStyle w:val="Compact"/>
             </w:pPr>
             <w:r>
-              <w:t xml:space="preserve">Courses — Assignments</w:t>
+              <w:t xml:space="preserve">Users → Assignments (user_id)</w:t>
             </w:r>
           </w:p>
         </w:tc>
@@ -1013,7 +1215,29 @@
               <w:pStyle w:val="Compact"/>
             </w:pPr>
             <w:r>
-              <w:t xml:space="preserve">Курс может быть назначен многим сотрудникам</w:t>
+              <w:t xml:space="preserve">Assignments.user_id</w:t>
+            </w:r>
+          </w:p>
+        </w:tc>
+        <w:tc>
+          <w:tcPr/>
+          <w:p>
+            <w:pPr>
+              <w:pStyle w:val="Compact"/>
+            </w:pPr>
+            <w:r>
+              <w:t xml:space="preserve">CASCADE</w:t>
+            </w:r>
+          </w:p>
+        </w:tc>
+        <w:tc>
+          <w:tcPr/>
+          <w:p>
+            <w:pPr>
+              <w:pStyle w:val="Compact"/>
+            </w:pPr>
+            <w:r>
+              <w:t xml:space="preserve">Назначенный сотрудник</w:t>
             </w:r>
           </w:p>
         </w:tc>
@@ -1026,7 +1250,7 @@
               <w:pStyle w:val="Compact"/>
             </w:pPr>
             <w:r>
-              <w:t xml:space="preserve">Assignments — Section_progress</w:t>
+              <w:t xml:space="preserve">Users → Assignments (assigned_by)</w:t>
             </w:r>
           </w:p>
         </w:tc>
@@ -1048,7 +1272,29 @@
               <w:pStyle w:val="Compact"/>
             </w:pPr>
             <w:r>
-              <w:t xml:space="preserve">Прогресс по разделам в рамках назначения</w:t>
+              <w:t xml:space="preserve">Assignments.assigned_by</w:t>
+            </w:r>
+          </w:p>
+        </w:tc>
+        <w:tc>
+          <w:tcPr/>
+          <w:p>
+            <w:pPr>
+              <w:pStyle w:val="Compact"/>
+            </w:pPr>
+            <w:r>
+              <w:t xml:space="preserve">—</w:t>
+            </w:r>
+          </w:p>
+        </w:tc>
+        <w:tc>
+          <w:tcPr/>
+          <w:p>
+            <w:pPr>
+              <w:pStyle w:val="Compact"/>
+            </w:pPr>
+            <w:r>
+              <w:t xml:space="preserve">Эксперт-назначивший</w:t>
             </w:r>
           </w:p>
         </w:tc>
@@ -1061,7 +1307,7 @@
               <w:pStyle w:val="Compact"/>
             </w:pPr>
             <w:r>
-              <w:t xml:space="preserve">Users — User_result</w:t>
+              <w:t xml:space="preserve">Courses → Assignments</w:t>
             </w:r>
           </w:p>
         </w:tc>
@@ -1083,7 +1329,29 @@
               <w:pStyle w:val="Compact"/>
             </w:pPr>
             <w:r>
-              <w:t xml:space="preserve">Итоговые баллы пользователя</w:t>
+              <w:t xml:space="preserve">Assignments.course_id</w:t>
+            </w:r>
+          </w:p>
+        </w:tc>
+        <w:tc>
+          <w:tcPr/>
+          <w:p>
+            <w:pPr>
+              <w:pStyle w:val="Compact"/>
+            </w:pPr>
+            <w:r>
+              <w:t xml:space="preserve">CASCADE</w:t>
+            </w:r>
+          </w:p>
+        </w:tc>
+        <w:tc>
+          <w:tcPr/>
+          <w:p>
+            <w:pPr>
+              <w:pStyle w:val="Compact"/>
+            </w:pPr>
+            <w:r>
+              <w:t xml:space="preserve">Курс в назначении</w:t>
             </w:r>
           </w:p>
         </w:tc>
@@ -1096,7 +1364,7 @@
               <w:pStyle w:val="Compact"/>
             </w:pPr>
             <w:r>
-              <w:t xml:space="preserve">Courses — User_result</w:t>
+              <w:t xml:space="preserve">Assignments → Section_progress</w:t>
             </w:r>
           </w:p>
         </w:tc>
@@ -1118,7 +1386,29 @@
               <w:pStyle w:val="Compact"/>
             </w:pPr>
             <w:r>
-              <w:t xml:space="preserve">Результаты по курсу</w:t>
+              <w:t xml:space="preserve">Section_progress.assignment_id</w:t>
+            </w:r>
+          </w:p>
+        </w:tc>
+        <w:tc>
+          <w:tcPr/>
+          <w:p>
+            <w:pPr>
+              <w:pStyle w:val="Compact"/>
+            </w:pPr>
+            <w:r>
+              <w:t xml:space="preserve">CASCADE</w:t>
+            </w:r>
+          </w:p>
+        </w:tc>
+        <w:tc>
+          <w:tcPr/>
+          <w:p>
+            <w:pPr>
+              <w:pStyle w:val="Compact"/>
+            </w:pPr>
+            <w:r>
+              <w:t xml:space="preserve">Прогресс по разделам</w:t>
             </w:r>
           </w:p>
         </w:tc>
@@ -1131,7 +1421,7 @@
               <w:pStyle w:val="Compact"/>
             </w:pPr>
             <w:r>
-              <w:t xml:space="preserve">Assignments — User_result</w:t>
+              <w:t xml:space="preserve">Assignments → User_result</w:t>
             </w:r>
           </w:p>
         </w:tc>
@@ -1153,7 +1443,29 @@
               <w:pStyle w:val="Compact"/>
             </w:pPr>
             <w:r>
-              <w:t xml:space="preserve">Результат привязан к конкретному назначению</w:t>
+              <w:t xml:space="preserve">User_result.assignment_id</w:t>
+            </w:r>
+          </w:p>
+        </w:tc>
+        <w:tc>
+          <w:tcPr/>
+          <w:p>
+            <w:pPr>
+              <w:pStyle w:val="Compact"/>
+            </w:pPr>
+            <w:r>
+              <w:t xml:space="preserve">—</w:t>
+            </w:r>
+          </w:p>
+        </w:tc>
+        <w:tc>
+          <w:tcPr/>
+          <w:p>
+            <w:pPr>
+              <w:pStyle w:val="Compact"/>
+            </w:pPr>
+            <w:r>
+              <w:t xml:space="preserve">Итог по назначению</w:t>
             </w:r>
           </w:p>
         </w:tc>
@@ -1166,7 +1478,7 @@
               <w:pStyle w:val="Compact"/>
             </w:pPr>
             <w:r>
-              <w:t xml:space="preserve">Users — Courses (author_id)</w:t>
+              <w:t xml:space="preserve">Users → User_result</w:t>
             </w:r>
           </w:p>
         </w:tc>
@@ -1188,7 +1500,143 @@
               <w:pStyle w:val="Compact"/>
             </w:pPr>
             <w:r>
-              <w:t xml:space="preserve">Автор (создатель) записи курса в каталоге</w:t>
+              <w:t xml:space="preserve">User_result.user_id</w:t>
+            </w:r>
+          </w:p>
+        </w:tc>
+        <w:tc>
+          <w:tcPr/>
+          <w:p>
+            <w:pPr>
+              <w:pStyle w:val="Compact"/>
+            </w:pPr>
+            <w:r>
+              <w:t xml:space="preserve">CASCADE</w:t>
+            </w:r>
+          </w:p>
+        </w:tc>
+        <w:tc>
+          <w:tcPr/>
+          <w:p>
+            <w:pPr>
+              <w:pStyle w:val="Compact"/>
+            </w:pPr>
+            <w:r>
+              <w:t xml:space="preserve">Результаты сотрудника</w:t>
+            </w:r>
+          </w:p>
+        </w:tc>
+      </w:tr>
+      <w:tr>
+        <w:tc>
+          <w:tcPr/>
+          <w:p>
+            <w:pPr>
+              <w:pStyle w:val="Compact"/>
+            </w:pPr>
+            <w:r>
+              <w:t xml:space="preserve">Courses → User_result</w:t>
+            </w:r>
+          </w:p>
+        </w:tc>
+        <w:tc>
+          <w:tcPr/>
+          <w:p>
+            <w:pPr>
+              <w:pStyle w:val="Compact"/>
+            </w:pPr>
+            <w:r>
+              <w:t xml:space="preserve">1:N</w:t>
+            </w:r>
+          </w:p>
+        </w:tc>
+        <w:tc>
+          <w:tcPr/>
+          <w:p>
+            <w:pPr>
+              <w:pStyle w:val="Compact"/>
+            </w:pPr>
+            <w:r>
+              <w:t xml:space="preserve">User_result.course_id</w:t>
+            </w:r>
+          </w:p>
+        </w:tc>
+        <w:tc>
+          <w:tcPr/>
+          <w:p>
+            <w:pPr>
+              <w:pStyle w:val="Compact"/>
+            </w:pPr>
+            <w:r>
+              <w:t xml:space="preserve">CASCADE</w:t>
+            </w:r>
+          </w:p>
+        </w:tc>
+        <w:tc>
+          <w:tcPr/>
+          <w:p>
+            <w:pPr>
+              <w:pStyle w:val="Compact"/>
+            </w:pPr>
+            <w:r>
+              <w:t xml:space="preserve">Результаты по курсу</w:t>
+            </w:r>
+          </w:p>
+        </w:tc>
+      </w:tr>
+      <w:tr>
+        <w:tc>
+          <w:tcPr/>
+          <w:p>
+            <w:pPr>
+              <w:pStyle w:val="Compact"/>
+            </w:pPr>
+            <w:r>
+              <w:t xml:space="preserve">Users → Feedback</w:t>
+            </w:r>
+          </w:p>
+        </w:tc>
+        <w:tc>
+          <w:tcPr/>
+          <w:p>
+            <w:pPr>
+              <w:pStyle w:val="Compact"/>
+            </w:pPr>
+            <w:r>
+              <w:t xml:space="preserve">1:N</w:t>
+            </w:r>
+          </w:p>
+        </w:tc>
+        <w:tc>
+          <w:tcPr/>
+          <w:p>
+            <w:pPr>
+              <w:pStyle w:val="Compact"/>
+            </w:pPr>
+            <w:r>
+              <w:t xml:space="preserve">Feedback.user_id</w:t>
+            </w:r>
+          </w:p>
+        </w:tc>
+        <w:tc>
+          <w:tcPr/>
+          <w:p>
+            <w:pPr>
+              <w:pStyle w:val="Compact"/>
+            </w:pPr>
+            <w:r>
+              <w:t xml:space="preserve">CASCADE</w:t>
+            </w:r>
+          </w:p>
+        </w:tc>
+        <w:tc>
+          <w:tcPr/>
+          <w:p>
+            <w:pPr>
+              <w:pStyle w:val="Compact"/>
+            </w:pPr>
+            <w:r>
+              <w:t xml:space="preserve">Обратная связь</w:t>
             </w:r>
           </w:p>
         </w:tc>
@@ -1202,13 +1650,221 @@
       </w:r>
     </w:p>
     <w:bookmarkEnd w:id="10"/>
-    <w:bookmarkStart w:id="11" w:name="примечание-о-структуре-курса"/>
+    <w:bookmarkStart w:id="11" w:name="уникальные-ограничения"/>
     <w:p>
       <w:pPr>
         <w:pStyle w:val="Heading2"/>
       </w:pPr>
       <w:r>
-        <w:t xml:space="preserve">Примечание о структуре курса</w:t>
+        <w:t xml:space="preserve">Уникальные ограничения</w:t>
+      </w:r>
+    </w:p>
+    <w:tbl>
+      <w:tblPr>
+        <w:tblStyle w:val="Table"/>
+        <w:tblW w:type="pct" w:w="5000"/>
+        <w:tblLayout w:type="fixed"/>
+        <w:tblLook w:firstRow="1" w:lastRow="0" w:firstColumn="0" w:lastColumn="0" w:noHBand="0" w:noVBand="0" w:val="0020"/>
+      </w:tblPr>
+      <w:tblGrid>
+        <w:gridCol w:w="2096"/>
+        <w:gridCol w:w="3028"/>
+        <w:gridCol w:w="2795"/>
+      </w:tblGrid>
+      <w:tr>
+        <w:trPr>
+          <w:tblHeader w:val="on"/>
+        </w:trPr>
+        <w:tc>
+          <w:tcPr/>
+          <w:p>
+            <w:pPr>
+              <w:pStyle w:val="Compact"/>
+            </w:pPr>
+            <w:r>
+              <w:t xml:space="preserve">Таблица</w:t>
+            </w:r>
+          </w:p>
+        </w:tc>
+        <w:tc>
+          <w:tcPr/>
+          <w:p>
+            <w:pPr>
+              <w:pStyle w:val="Compact"/>
+            </w:pPr>
+            <w:r>
+              <w:t xml:space="preserve">Ограничение</w:t>
+            </w:r>
+          </w:p>
+        </w:tc>
+        <w:tc>
+          <w:tcPr/>
+          <w:p>
+            <w:pPr>
+              <w:pStyle w:val="Compact"/>
+            </w:pPr>
+            <w:r>
+              <w:t xml:space="preserve">Назначение</w:t>
+            </w:r>
+          </w:p>
+        </w:tc>
+      </w:tr>
+      <w:tr>
+        <w:tc>
+          <w:tcPr/>
+          <w:p>
+            <w:pPr>
+              <w:pStyle w:val="Compact"/>
+            </w:pPr>
+            <w:r>
+              <w:t xml:space="preserve">Users</w:t>
+            </w:r>
+          </w:p>
+        </w:tc>
+        <w:tc>
+          <w:tcPr/>
+          <w:p>
+            <w:pPr>
+              <w:pStyle w:val="Compact"/>
+            </w:pPr>
+            <w:r>
+              <w:t xml:space="preserve">UQ(email)</w:t>
+            </w:r>
+          </w:p>
+        </w:tc>
+        <w:tc>
+          <w:tcPr/>
+          <w:p>
+            <w:pPr>
+              <w:pStyle w:val="Compact"/>
+            </w:pPr>
+            <w:r>
+              <w:t xml:space="preserve">Один email — одна учётная запись</w:t>
+            </w:r>
+          </w:p>
+        </w:tc>
+      </w:tr>
+      <w:tr>
+        <w:tc>
+          <w:tcPr/>
+          <w:p>
+            <w:pPr>
+              <w:pStyle w:val="Compact"/>
+            </w:pPr>
+            <w:r>
+              <w:t xml:space="preserve">Roles</w:t>
+            </w:r>
+          </w:p>
+        </w:tc>
+        <w:tc>
+          <w:tcPr/>
+          <w:p>
+            <w:pPr>
+              <w:pStyle w:val="Compact"/>
+            </w:pPr>
+            <w:r>
+              <w:t xml:space="preserve">UQ(role_name)</w:t>
+            </w:r>
+          </w:p>
+        </w:tc>
+        <w:tc>
+          <w:tcPr/>
+          <w:p>
+            <w:pPr>
+              <w:pStyle w:val="Compact"/>
+            </w:pPr>
+            <w:r>
+              <w:t xml:space="preserve">Уникальное имя роли</w:t>
+            </w:r>
+          </w:p>
+        </w:tc>
+      </w:tr>
+      <w:tr>
+        <w:tc>
+          <w:tcPr/>
+          <w:p>
+            <w:pPr>
+              <w:pStyle w:val="Compact"/>
+            </w:pPr>
+            <w:r>
+              <w:t xml:space="preserve">UserRoles</w:t>
+            </w:r>
+          </w:p>
+        </w:tc>
+        <w:tc>
+          <w:tcPr/>
+          <w:p>
+            <w:pPr>
+              <w:pStyle w:val="Compact"/>
+            </w:pPr>
+            <w:r>
+              <w:t xml:space="preserve">UQ(user_id, role_id)</w:t>
+            </w:r>
+          </w:p>
+        </w:tc>
+        <w:tc>
+          <w:tcPr/>
+          <w:p>
+            <w:pPr>
+              <w:pStyle w:val="Compact"/>
+            </w:pPr>
+            <w:r>
+              <w:t xml:space="preserve">Одна роль не дублируется у пользователя</w:t>
+            </w:r>
+          </w:p>
+        </w:tc>
+      </w:tr>
+      <w:tr>
+        <w:tc>
+          <w:tcPr/>
+          <w:p>
+            <w:pPr>
+              <w:pStyle w:val="Compact"/>
+            </w:pPr>
+            <w:r>
+              <w:t xml:space="preserve">Section_progress</w:t>
+            </w:r>
+          </w:p>
+        </w:tc>
+        <w:tc>
+          <w:tcPr/>
+          <w:p>
+            <w:pPr>
+              <w:pStyle w:val="Compact"/>
+            </w:pPr>
+            <w:r>
+              <w:t xml:space="preserve">UQ(assignment_id, section_id)</w:t>
+            </w:r>
+          </w:p>
+        </w:tc>
+        <w:tc>
+          <w:tcPr/>
+          <w:p>
+            <w:pPr>
+              <w:pStyle w:val="Compact"/>
+            </w:pPr>
+            <w:r>
+              <w:t xml:space="preserve">Один раздел — одна запись прогресса</w:t>
+            </w:r>
+          </w:p>
+        </w:tc>
+      </w:tr>
+    </w:tbl>
+    <w:p>
+      <w:r>
+        <w:pict>
+          <v:rect style="width:0;height:1.5pt" o:hralign="center" o:hrstd="t" o:hr="t"/>
+        </w:pict>
+      </w:r>
+    </w:p>
+    <w:bookmarkEnd w:id="11"/>
+    <w:bookmarkStart w:id="12" w:name="сущности-вне-бд-файловая-модель"/>
+    <w:p>
+      <w:pPr>
+        <w:pStyle w:val="Heading2"/>
+      </w:pPr>
+      <w:r>
+        <w:t xml:space="preserve">Сущности вне БД (файловая модель)</w:t>
       </w:r>
     </w:p>
     <w:p>
@@ -1216,7 +1872,7 @@
         <w:pStyle w:val="FirstParagraph"/>
       </w:pPr>
       <w:r>
-        <w:t xml:space="preserve">Разделы, квизы и интерактивы</w:t>
+        <w:t xml:space="preserve">Структура разделов и квизов</w:t>
       </w:r>
       <w:r>
         <w:t xml:space="preserve"> </w:t>
@@ -1226,146 +1882,186 @@
           <w:b/>
           <w:bCs/>
         </w:rPr>
-        <w:t xml:space="preserve">не хранятся в отдельных таблицах БД</w:t>
-      </w:r>
-      <w:r>
-        <w:t xml:space="preserve">. Структура нативного курса описана в файле</w:t>
-      </w:r>
-      <w:r>
-        <w:t xml:space="preserve"> </w:t>
-      </w:r>
-      <w:r>
-        <w:rPr>
-          <w:rStyle w:val="VerbatimChar"/>
-        </w:rPr>
-        <w:t xml:space="preserve">course.json</w:t>
-      </w:r>
-      <w:r>
-        <w:t xml:space="preserve"> </w:t>
-      </w:r>
-      <w:r>
-        <w:t xml:space="preserve">в папке</w:t>
-      </w:r>
-      <w:r>
-        <w:t xml:space="preserve"> </w:t>
-      </w:r>
-      <w:r>
-        <w:rPr>
-          <w:rStyle w:val="VerbatimChar"/>
-        </w:rPr>
-        <w:t xml:space="preserve">backend/courses/&lt;storage&gt;/</w:t>
-      </w:r>
-      <w:r>
-        <w:t xml:space="preserve">. SCORM-курсы используют</w:t>
-      </w:r>
-      <w:r>
-        <w:t xml:space="preserve"> </w:t>
-      </w:r>
-      <w:r>
-        <w:rPr>
-          <w:rStyle w:val="VerbatimChar"/>
-        </w:rPr>
-        <w:t xml:space="preserve">imsmanifest.xml</w:t>
-      </w:r>
-      <w:r>
-        <w:t xml:space="preserve">.</w:t>
+        <w:t xml:space="preserve">не хранится в таблицах</w:t>
+      </w:r>
+      <w:r>
+        <w:t xml:space="preserve">. Она описана в:</w:t>
       </w:r>
     </w:p>
+    <w:tbl>
+      <w:tblPr>
+        <w:tblStyle w:val="Table"/>
+        <w:tblW w:type="auto" w:w="0"/>
+        <w:tblLook w:firstRow="1" w:lastRow="0" w:firstColumn="0" w:lastColumn="0" w:noHBand="0" w:noVBand="0" w:val="0020"/>
+      </w:tblPr>
+      <w:tblGrid>
+        <w:gridCol w:w="2640"/>
+        <w:gridCol w:w="2640"/>
+        <w:gridCol w:w="2640"/>
+      </w:tblGrid>
+      <w:tr>
+        <w:trPr>
+          <w:tblHeader w:val="on"/>
+        </w:trPr>
+        <w:tc>
+          <w:tcPr/>
+          <w:p>
+            <w:pPr>
+              <w:pStyle w:val="Compact"/>
+            </w:pPr>
+            <w:r>
+              <w:t xml:space="preserve">Тип курса</w:t>
+            </w:r>
+          </w:p>
+        </w:tc>
+        <w:tc>
+          <w:tcPr/>
+          <w:p>
+            <w:pPr>
+              <w:pStyle w:val="Compact"/>
+            </w:pPr>
+            <w:r>
+              <w:t xml:space="preserve">Файл</w:t>
+            </w:r>
+          </w:p>
+        </w:tc>
+        <w:tc>
+          <w:tcPr/>
+          <w:p>
+            <w:pPr>
+              <w:pStyle w:val="Compact"/>
+            </w:pPr>
+            <w:r>
+              <w:t xml:space="preserve">Пример поля</w:t>
+            </w:r>
+          </w:p>
+        </w:tc>
+      </w:tr>
+      <w:tr>
+        <w:tc>
+          <w:tcPr/>
+          <w:p>
+            <w:pPr>
+              <w:pStyle w:val="Compact"/>
+            </w:pPr>
+            <w:r>
+              <w:t xml:space="preserve">Нативный</w:t>
+            </w:r>
+          </w:p>
+        </w:tc>
+        <w:tc>
+          <w:tcPr/>
+          <w:p>
+            <w:pPr>
+              <w:pStyle w:val="Compact"/>
+            </w:pPr>
+            <w:r>
+              <w:rPr>
+                <w:rStyle w:val="VerbatimChar"/>
+              </w:rPr>
+              <w:t xml:space="preserve">course.json</w:t>
+            </w:r>
+          </w:p>
+        </w:tc>
+        <w:tc>
+          <w:tcPr/>
+          <w:p>
+            <w:pPr>
+              <w:pStyle w:val="Compact"/>
+            </w:pPr>
+            <w:r>
+              <w:rPr>
+                <w:rStyle w:val="VerbatimChar"/>
+              </w:rPr>
+              <w:t xml:space="preserve">sections[].id</w:t>
+            </w:r>
+            <w:r>
+              <w:t xml:space="preserve">,</w:t>
+            </w:r>
+            <w:r>
+              <w:t xml:space="preserve"> </w:t>
+            </w:r>
+            <w:r>
+              <w:rPr>
+                <w:rStyle w:val="VerbatimChar"/>
+              </w:rPr>
+              <w:t xml:space="preserve">weight</w:t>
+            </w:r>
+            <w:r>
+              <w:t xml:space="preserve">,</w:t>
+            </w:r>
+            <w:r>
+              <w:t xml:space="preserve"> </w:t>
+            </w:r>
+            <w:r>
+              <w:rPr>
+                <w:rStyle w:val="VerbatimChar"/>
+              </w:rPr>
+              <w:t xml:space="preserve">scorable</w:t>
+            </w:r>
+          </w:p>
+        </w:tc>
+      </w:tr>
+      <w:tr>
+        <w:tc>
+          <w:tcPr/>
+          <w:p>
+            <w:pPr>
+              <w:pStyle w:val="Compact"/>
+            </w:pPr>
+            <w:r>
+              <w:t xml:space="preserve">SCORM 2004</w:t>
+            </w:r>
+          </w:p>
+        </w:tc>
+        <w:tc>
+          <w:tcPr/>
+          <w:p>
+            <w:pPr>
+              <w:pStyle w:val="Compact"/>
+            </w:pPr>
+            <w:r>
+              <w:rPr>
+                <w:rStyle w:val="VerbatimChar"/>
+              </w:rPr>
+              <w:t xml:space="preserve">imsmanifest.xml</w:t>
+            </w:r>
+          </w:p>
+        </w:tc>
+        <w:tc>
+          <w:tcPr/>
+          <w:p>
+            <w:pPr>
+              <w:pStyle w:val="Compact"/>
+            </w:pPr>
+            <w:r>
+              <w:t xml:space="preserve">organization, resources</w:t>
+            </w:r>
+          </w:p>
+        </w:tc>
+      </w:tr>
+    </w:tbl>
     <w:p>
       <w:pPr>
         <w:pStyle w:val="BodyText"/>
       </w:pPr>
       <w:r>
-        <w:t xml:space="preserve">Концептуальные сущности «Модуль» и «Квиз» из учебного шаблона отображаются на:</w:t>
-      </w:r>
-    </w:p>
-    <w:p>
-      <w:pPr>
-        <w:pStyle w:val="Compact"/>
-        <w:numPr>
-          <w:ilvl w:val="0"/>
-          <w:numId w:val="1001"/>
-        </w:numPr>
-      </w:pPr>
-      <w:r>
-        <w:rPr>
-          <w:b/>
-          <w:bCs/>
-        </w:rPr>
-        <w:t xml:space="preserve">Модуль</w:t>
+        <w:t xml:space="preserve">Поле</w:t>
       </w:r>
       <w:r>
         <w:t xml:space="preserve"> </w:t>
       </w:r>
       <w:r>
-        <w:t xml:space="preserve">→</w:t>
+        <w:rPr>
+          <w:rStyle w:val="VerbatimChar"/>
+        </w:rPr>
+        <w:t xml:space="preserve">Section_progress.section_id</w:t>
       </w:r>
       <w:r>
         <w:t xml:space="preserve"> </w:t>
       </w:r>
       <w:r>
-        <w:rPr>
-          <w:rStyle w:val="VerbatimChar"/>
-        </w:rPr>
-        <w:t xml:space="preserve">section_id</w:t>
-      </w:r>
-      <w:r>
-        <w:t xml:space="preserve"> </w:t>
-      </w:r>
-      <w:r>
-        <w:t xml:space="preserve">в</w:t>
-      </w:r>
-      <w:r>
-        <w:t xml:space="preserve"> </w:t>
-      </w:r>
-      <w:r>
-        <w:rPr>
-          <w:rStyle w:val="VerbatimChar"/>
-        </w:rPr>
-        <w:t xml:space="preserve">Section_progress</w:t>
-      </w:r>
-      <w:r>
-        <w:t xml:space="preserve"> </w:t>
-      </w:r>
-      <w:r>
-        <w:t xml:space="preserve">и записи manifest;</w:t>
-      </w:r>
-    </w:p>
-    <w:p>
-      <w:pPr>
-        <w:pStyle w:val="Compact"/>
-        <w:numPr>
-          <w:ilvl w:val="0"/>
-          <w:numId w:val="1001"/>
-        </w:numPr>
-      </w:pPr>
-      <w:r>
-        <w:rPr>
-          <w:b/>
-          <w:bCs/>
-        </w:rPr>
-        <w:t xml:space="preserve">Квиз</w:t>
-      </w:r>
-      <w:r>
-        <w:t xml:space="preserve"> </w:t>
-      </w:r>
-      <w:r>
-        <w:t xml:space="preserve">→ HTML-разметка с</w:t>
-      </w:r>
-      <w:r>
-        <w:t xml:space="preserve"> </w:t>
-      </w:r>
-      <w:r>
-        <w:rPr>
-          <w:rStyle w:val="VerbatimChar"/>
-        </w:rPr>
-        <w:t xml:space="preserve">data-quiz</w:t>
-      </w:r>
-      <w:r>
-        <w:t xml:space="preserve"> </w:t>
-      </w:r>
-      <w:r>
-        <w:t xml:space="preserve">в файлах курса.</w:t>
+        <w:t xml:space="preserve">ссылается на идентификатор из manifest, а не на FK в БД.</w:t>
       </w:r>
     </w:p>
     <w:p>
@@ -1375,14 +2071,14 @@
         </w:pict>
       </w:r>
     </w:p>
-    <w:bookmarkEnd w:id="11"/>
-    <w:bookmarkStart w:id="12" w:name="примечание-для-переноса-в-word"/>
+    <w:bookmarkEnd w:id="12"/>
+    <w:bookmarkStart w:id="14" w:name="скрипт-создания"/>
     <w:p>
       <w:pPr>
         <w:pStyle w:val="Heading2"/>
       </w:pPr>
       <w:r>
-        <w:t xml:space="preserve">Примечание для переноса в Word</w:t>
+        <w:t xml:space="preserve">Скрипт создания</w:t>
       </w:r>
     </w:p>
     <w:p>
@@ -1390,11 +2086,78 @@
         <w:pStyle w:val="FirstParagraph"/>
       </w:pPr>
       <w:r>
-        <w:t xml:space="preserve">Экспортируйте диаграмму как «Рисунок 4. ER-диаграмма» для включения в пояснительную записку.</w:t>
+        <w:t xml:space="preserve">Полный SQL-скрипт — в</w:t>
+      </w:r>
+      <w:r>
+        <w:t xml:space="preserve"> </w:t>
+      </w:r>
+      <w:hyperlink r:id="rId13">
+        <w:r>
+          <w:rPr>
+            <w:rStyle w:val="Hyperlink"/>
+          </w:rPr>
+          <w:t xml:space="preserve">Приложение_К_Скрипт_базы_данных.md</w:t>
+        </w:r>
+      </w:hyperlink>
+      <w:r>
+        <w:t xml:space="preserve"> </w:t>
+      </w:r>
+      <w:r>
+        <w:t xml:space="preserve">и</w:t>
+      </w:r>
+      <w:r>
+        <w:t xml:space="preserve"> </w:t>
+      </w:r>
+      <w:r>
+        <w:rPr>
+          <w:rStyle w:val="VerbatimChar"/>
+        </w:rPr>
+        <w:t xml:space="preserve">backend/LearningPlatformDB.sql</w:t>
+      </w:r>
+      <w:r>
+        <w:t xml:space="preserve">.</w:t>
       </w:r>
     </w:p>
-    <w:bookmarkEnd w:id="12"/>
-    <w:bookmarkEnd w:id="13"/>
+    <w:p>
+      <w:r>
+        <w:pict>
+          <v:rect style="width:0;height:1.5pt" o:hralign="center" o:hrstd="t" o:hr="t"/>
+        </w:pict>
+      </w:r>
+    </w:p>
+    <w:bookmarkEnd w:id="14"/>
+    <w:bookmarkStart w:id="15" w:name="примечание-для-переноса-в-word"/>
+    <w:p>
+      <w:pPr>
+        <w:pStyle w:val="Heading2"/>
+      </w:pPr>
+      <w:r>
+        <w:t xml:space="preserve">Примечание для переноса в Word</w:t>
+      </w:r>
+    </w:p>
+    <w:p>
+      <w:pPr>
+        <w:pStyle w:val="FirstParagraph"/>
+      </w:pPr>
+      <w:r>
+        <w:t xml:space="preserve">Вставьте диаграмму как</w:t>
+      </w:r>
+      <w:r>
+        <w:t xml:space="preserve"> </w:t>
+      </w:r>
+      <w:r>
+        <w:rPr>
+          <w:b/>
+          <w:bCs/>
+        </w:rPr>
+        <w:t xml:space="preserve">«Рисунок 4. Физическая ER-диаграмма базы данных LearningPlatformDB»</w:t>
+      </w:r>
+      <w:r>
+        <w:t xml:space="preserve">. При отрисовке в ERwin / draw.io используйте обозначения PK и FK, как на учебном примере физической модели.</w:t>
+      </w:r>
+    </w:p>
+    <w:bookmarkEnd w:id="15"/>
+    <w:bookmarkEnd w:id="16"/>
     <w:sectPr>
       <w:footnotePr>
         <w:numRestart w:val="eachSect"/>
@@ -1505,114 +2268,8 @@
       </w:pPr>
     </w:lvl>
   </w:abstractNum>
-  <w:abstractNum w:abstractNumId="991">
-    <w:nsid w:val="0000A991"/>
-    <w:multiLevelType w:val="multilevel"/>
-    <w:lvl w:ilvl="0">
-      <w:numFmt w:val="bullet"/>
-      <w:lvlText w:val=""/>
-      <w:lvlJc w:val="left"/>
-      <w:pPr>
-        <w:ind w:left="720" w:hanging="360"/>
-      </w:pPr>
-      <w:rPr>
-        <w:rFonts w:ascii="Symbol" w:hAnsi="Symbol" w:cs="Symbol" w:hint="default"/>
-      </w:rPr>
-    </w:lvl>
-    <w:lvl w:ilvl="1">
-      <w:numFmt w:val="bullet"/>
-      <w:lvlText w:val="o"/>
-      <w:lvlJc w:val="left"/>
-      <w:pPr>
-        <w:ind w:left="1440" w:hanging="360"/>
-      </w:pPr>
-      <w:rPr>
-        <w:rFonts w:ascii="Courier New" w:hAnsi="Courier New" w:cs="Courier New" w:hint="default"/>
-      </w:rPr>
-    </w:lvl>
-    <w:lvl w:ilvl="2">
-      <w:numFmt w:val="bullet"/>
-      <w:lvlText w:val=""/>
-      <w:lvlJc w:val="left"/>
-      <w:pPr>
-        <w:ind w:left="2160" w:hanging="360"/>
-      </w:pPr>
-      <w:rPr>
-        <w:rFonts w:ascii="Wingdings" w:hAnsi="Wingdings" w:cs="Wingdings" w:hint="default"/>
-      </w:rPr>
-    </w:lvl>
-    <w:lvl w:ilvl="3">
-      <w:numFmt w:val="bullet"/>
-      <w:lvlText w:val=""/>
-      <w:lvlJc w:val="left"/>
-      <w:pPr>
-        <w:ind w:left="2880" w:hanging="360"/>
-      </w:pPr>
-      <w:rPr>
-        <w:rFonts w:ascii="Symbol" w:hAnsi="Symbol" w:cs="Symbol" w:hint="default"/>
-      </w:rPr>
-    </w:lvl>
-    <w:lvl w:ilvl="4">
-      <w:numFmt w:val="bullet"/>
-      <w:lvlText w:val="o"/>
-      <w:lvlJc w:val="left"/>
-      <w:pPr>
-        <w:ind w:left="3600" w:hanging="360"/>
-      </w:pPr>
-      <w:rPr>
-        <w:rFonts w:ascii="Courier New" w:hAnsi="Courier New" w:cs="Courier New" w:hint="default"/>
-      </w:rPr>
-    </w:lvl>
-    <w:lvl w:ilvl="5">
-      <w:numFmt w:val="bullet"/>
-      <w:lvlText w:val=""/>
-      <w:lvlJc w:val="left"/>
-      <w:pPr>
-        <w:ind w:left="4320" w:hanging="360"/>
-      </w:pPr>
-      <w:rPr>
-        <w:rFonts w:ascii="Wingdings" w:hAnsi="Wingdings" w:cs="Wingdings" w:hint="default"/>
-      </w:rPr>
-    </w:lvl>
-    <w:lvl w:ilvl="6">
-      <w:numFmt w:val="bullet"/>
-      <w:lvlText w:val=""/>
-      <w:lvlJc w:val="left"/>
-      <w:pPr>
-        <w:ind w:left="5040" w:hanging="360"/>
-      </w:pPr>
-      <w:rPr>
-        <w:rFonts w:ascii="Symbol" w:hAnsi="Symbol" w:cs="Symbol" w:hint="default"/>
-      </w:rPr>
-    </w:lvl>
-    <w:lvl w:ilvl="7">
-      <w:numFmt w:val="bullet"/>
-      <w:lvlText w:val="o"/>
-      <w:lvlJc w:val="left"/>
-      <w:pPr>
-        <w:ind w:left="5760" w:hanging="360"/>
-      </w:pPr>
-      <w:rPr>
-        <w:rFonts w:ascii="Courier New" w:hAnsi="Courier New" w:cs="Courier New" w:hint="default"/>
-      </w:rPr>
-    </w:lvl>
-    <w:lvl w:ilvl="8">
-      <w:numFmt w:val="bullet"/>
-      <w:lvlText w:val=""/>
-      <w:lvlJc w:val="left"/>
-      <w:pPr>
-        <w:ind w:left="6480" w:hanging="360"/>
-      </w:pPr>
-      <w:rPr>
-        <w:rFonts w:ascii="Wingdings" w:hAnsi="Wingdings" w:cs="Wingdings" w:hint="default"/>
-      </w:rPr>
-    </w:lvl>
-  </w:abstractNum>
   <w:num w:numId="1000">
     <w:abstractNumId w:val="990"/>
-  </w:num>
-  <w:num w:numId="1001">
-    <w:abstractNumId w:val="991"/>
   </w:num>
 </w:numbering>
 </file>
